--- a/manuscript/AdaptShrink_StatMed.docx
+++ b/manuscript/AdaptShrink_StatMed.docx
@@ -1097,6 +1097,21 @@
       </w:r>
       <w:r>
         <w:t xml:space="preserve">(i) Eased deployable coverage: on the hard continuous grid auto’s mean deployable coverage is 0.843 (0.938 on log-OR); at high τ its off-the-shelf interval can under-cover, so users should treat the interval as somewhat optimistic and report τ̂. (ii) The trim-and-fill metric artefact: several of auto’s losses are to trim-and-fill on the oracle MCIW0 metric in step/Copas cells — hollow, because trim-and-fill’s deployable coverage is ≈ 0.29; it is not a deployable competitor. (iii) Null + step centre bias: when the true effect is zero under strong step selection the bias correction over-corrects downward; a symmetric interval cannot repair this.</w:t>
+      </w:r>
+    </w:p>
+    <w:p>
+      <w:pPr>
+        <w:spacing w:after="120" w:line="276"/>
+      </w:pPr>
+      <w:r>
+        <w:rPr>
+          <w:b/>
+          <w:bCs/>
+        </w:rPr>
+        <w:t xml:space="preserve">A second real dataset — magnesium/MI, an adversarial boundary. </w:t>
+      </w:r>
+      <w:r>
+        <w:t xml:space="preserve">We also ran the estimator on the classic magnesium-for-MI meta-analysis (metadat::dat.li2007; examples/li2007_magnesium.csv; truth-recovery/magnesium_realtest.py), which has a rare external ground truth: after 20 small trials suggested a large mortality benefit, the ISIS-4 (N=58,050) and MAGIC (N=6,213) mega-trials found essentially no effect (pooled log-OR +0.05, OR 1.05). Pooling the 20 small trials and asking each estimator to move the spurious benefit (naive DL OR 0.61) toward that truth is a demanding test, reported honestly. No corrector reaches the mega-trial null — the magnesium small-study effect is famously more than publication selection (era/quality confounding), so it is adversarial for any funnel-based method. AdaptShrink-solo moves the right way (+26% closer, OR 0.70) but is not the closest; PET-PEESE is (+34%, OR 0.73) — on a single k=20 funnel PET has enough studies to behave, unlike its instability on few-studies-per-contrast networks. The AdaptShrink ensemble under-moves here (+4%) because two members (trim-and-fill, Vevea–Hedges) misfire on this dataset and dilute PET's correct pull: robust averaging is only as safe as the majority of its members, so on an adversarial case AdaptShrink-solo is preferable. A boundary, not a win — a non-selection bias defeats all funnel correctors, and the ensemble's safety is contingent on member agreement.</w:t>
       </w:r>
     </w:p>
     <w:p>

--- a/manuscript/AdaptShrink_StatMed.docx
+++ b/manuscript/AdaptShrink_StatMed.docx
@@ -176,7 +176,7 @@
         <w:t xml:space="preserve">Results. </w:t>
       </w:r>
       <w:r>
-        <w:t xml:space="preserve">Against a modern panel of up to 15 estimators (13–15 valid comparators per cell) across continuous and binary/log-odds-ratio outcomes, k ∈ {5, 10, 40}, τ up to 0.5, and three selection mechanisms (none/step/Copas), adaptshrink_auto leads the field in 31/51 continuous cells and 20/30 binary cells, versus 16 and 14 for the plain ensemble. It recovers the high-heterogeneity corner previously characterised as an honest ceiling (τ = 0.5: 0 → 7/17 continuous cells). On a focused strong-selection comparison at k = 40, AdaptShrink reaches near-nominal deployable coverage (0.96–0.98) while needing 25–37% narrower matched-coverage intervals than the Henmi–Copas comparator, whose deployable coverage collapses to 0.00–0.08. Honest limitations: adaptshrink_auto’s mean deployable coverage eases to 0.843 on the hard continuous grid (0.938 on log-OR), and its residual losses are step-selection cells to trim-and-fill, which only “wins” the oracle point-efficiency metric while being undeployable (coverage ≈ 0.29). It does not strictly dominate every cell.</w:t>
+        <w:t xml:space="preserve">Against a modern panel of up to 15 estimators (13–15 valid comparators per cell) across continuous and binary/log-odds-ratio outcomes, k ∈ {5, 10, 40}, τ up to 0.5, and three selection mechanisms (none/step/Copas), adaptshrink_auto leads the field in 36/54 continuous cells and 23/36 binary cells, versus 18 and 17 for the plain ensemble. It recovers the high-heterogeneity corner previously characterised as an honest ceiling (τ = 0.5: 0 → 8/18 continuous cells). On a focused strong-selection comparison at k = 40, AdaptShrink reaches near-nominal deployable coverage (0.96–0.98) while needing 25–37% narrower matched-coverage intervals than the Henmi–Copas comparator, whose deployable coverage collapses to 0.00–0.08. Honest limitations: adaptshrink_auto’s mean deployable coverage eases to 0.843 on the hard continuous grid (0.938 on log-OR), and its residual losses are mostly step- or Copas-selection cells to trim-and-fill, which only “wins” the oracle point-efficiency metric while being undeployable (coverage ≈ 0.29), the remainder being null or high-τ cells where the efficient estimators are optimal. It does not strictly dominate every cell.</w:t>
       </w:r>
     </w:p>
     <w:p>
@@ -602,7 +602,7 @@
         <w:t xml:space="preserve">Grids. </w:t>
       </w:r>
       <w:r>
-        <w:t xml:space="preserve">Three grids are reported. (i) Focused matched-coverage: μ = 0.2, τ = 0.1, k = 40, 300 reps/cell, mechanisms {smooth, step, copas}, strong and moderate. (ii) Field grid v1: μ ∈ {0, 0.2, 0.5} × τ ∈ {0, 0.1, 0.3} × k ∈ {10, 40} × mechanism ∈ {none, step, copas} = 54 cells, 80 reps/cell, strong. (iii) Broadened grids v2: a hard continuous slice (c2) μ ∈ {0, 0.2, 0.5} × τ ∈ {0.1, 0.3, 0.5} × k ∈ {5, 40} × mechanism ∈ {none, step, copas} = 54 cells (51 scored), and a log-OR slice (l2) μ ∈ {0, 0.4, 0.8} × τ ∈ {0.15, 0.4} × k ∈ {10, 40} × mechanism ∈ {none, step, copas} = 36 cells (30 scored), 40 reps/cell. Everything is seeded and reproducible.</w:t>
+        <w:t xml:space="preserve">Three grids are reported. (i) Focused matched-coverage: μ = 0.2, τ = 0.1, k = 40, 300 reps/cell, mechanisms {smooth, step, copas}, strong and moderate. (ii) Field grid v1: μ ∈ {0, 0.2, 0.5} × τ ∈ {0, 0.1, 0.3} × k ∈ {10, 40} × mechanism ∈ {none, step, copas} = 54 cells, 80 reps/cell, strong. (iii) Broadened grids v2: a hard continuous slice (c2) μ ∈ {0, 0.2, 0.5} × τ ∈ {0.1, 0.3, 0.5} × k ∈ {5, 40} × mechanism ∈ {none, step, copas} = 54 cells (all scored under pairwise-complete aggregation), and a log-OR slice (l2) μ ∈ {0, 0.4, 0.8} × τ ∈ {0.15, 0.4} × k ∈ {10, 40} × mechanism ∈ {none, step, copas} = 36 cells (all scored), 40 reps/cell. Everything is seeded and reproducible.</w:t>
       </w:r>
     </w:p>
     <w:p>
@@ -735,7 +735,7 @@
         <w:spacing w:after="120" w:line="276"/>
       </w:pPr>
       <w:r>
-        <w:t xml:space="preserve">On the deliberately hard continuous grid (τ ≥ 0.1, k ∈ {5, 40}, 51 scored cells), the τ-aware adaptshrink_auto dominates 31/51 cells with only 6 outright losses, versus 16/51 (20 losses) for the plain ensemble, 19/51 for the calibrated ensemble, and 18/51 for the PET-gated estimator alone (Figure 1; Table 2).</w:t>
+        <w:t xml:space="preserve">On the deliberately hard continuous grid (τ ≥ 0.1, k ∈ {5, 40}, 54 scored cells), the τ-aware adaptshrink_auto dominates 36/54 cells with only 4 outright losses, versus 18/54 (17 losses) for the plain ensemble, 25/54 for the calibrated ensemble, and 20/54 for the PET-gated estimator alone (Figure 1; Table 2).</w:t>
       </w:r>
     </w:p>
     <w:p>
@@ -748,7 +748,7 @@
           <wp:inline distT="0" distB="0" distL="0" distR="0">
             <wp:extent cx="6096000" cy="2543175"/>
             <wp:effectExtent t="0" r="0" b="0" l="0"/>
-            <wp:docPr id="1" name="fig1_variant_dominance.png" descr="Figure 1. Field-domination at matched coverage by AdaptShrink variant, continuous (51 cells) and binary/log-OR (30 cells). The τ-aware auto leads every variant (31/51, 20/30)." title="Figure 1. Field-domination at matched coverage by AdaptShrink variant, continuous (51 cells) and binary/log-OR (30 cells). The τ-aware auto leads every variant (31/51, 20/30)."/>
+            <wp:docPr id="1" name="fig1_variant_dominance.png" descr="Figure 1. Field-domination at matched coverage by AdaptShrink variant, continuous (54 cells) and binary/log-OR (36 cells). The τ-aware auto leads every variant (36/54, 23/36)." title="Figure 1. Field-domination at matched coverage by AdaptShrink variant, continuous (54 cells) and binary/log-OR (36 cells). The τ-aware auto leads every variant (36/54, 23/36)."/>
             <wp:cNvGraphicFramePr>
               <a:graphicFrameLocks xmlns:a="http://schemas.openxmlformats.org/drawingml/2006/main" noChangeAspect="1"/>
             </wp:cNvGraphicFramePr>
@@ -796,7 +796,7 @@
           <w:sz w:val="18"/>
           <w:szCs w:val="18"/>
         </w:rPr>
-        <w:t xml:space="preserve">Figure 1. Field-domination at matched coverage by AdaptShrink variant, continuous (51 cells) and binary/log-OR (30 cells). The τ-aware auto leads every variant (31/51, 20/30).</w:t>
+        <w:t xml:space="preserve">Figure 1. Field-domination at matched coverage by AdaptShrink variant, continuous (54 cells) and binary/log-OR (36 cells). The τ-aware auto leads every variant (36/54, 23/36).</w:t>
       </w:r>
     </w:p>
     <w:p>
@@ -804,7 +804,7 @@
         <w:spacing w:after="120" w:line="276"/>
       </w:pPr>
       <w:r>
-        <w:t xml:space="preserve">Stratified by heterogeneity, adaptshrink_auto combines the calibrated ensemble’s low-τ strength with the PET-gate’s high-τ strength and recovers the τ = 0.5 corner that no fixed variant could touch (0 → 7/17) — the corner the v1 ceiling flagged as out of reach. It essentially realises the oracle upper bound: a perfect per-cell selector between ens_calib and petgate would reach 32/51.</w:t>
+        <w:t xml:space="preserve">Stratified by heterogeneity, adaptshrink_auto combines the calibrated ensemble’s low-τ strength with the PET-gate’s high-τ strength and recovers the τ = 0.5 corner that no fixed variant could touch (0 → 8/18) — the corner the v1 ceiling flagged as out of reach. It essentially realises the oracle upper bound: a perfect per-cell selector between ens_calib and petgate would reach 37/54.</w:t>
       </w:r>
     </w:p>
     <w:p>
@@ -817,7 +817,7 @@
           <wp:inline distT="0" distB="0" distL="0" distR="0">
             <wp:extent cx="5715000" cy="3095625"/>
             <wp:effectExtent t="0" r="0" b="0" l="0"/>
-            <wp:docPr id="1" name="fig2_tau_frontier.png" descr="Figure 2. Cells dominated stratified by heterogeneity τ (continuous). The plain ensemble dominates 0/17 at τ = 0.5; adaptshrink_auto recovers 7/17." title="Figure 2. Cells dominated stratified by heterogeneity τ (continuous). The plain ensemble dominates 0/17 at τ = 0.5; adaptshrink_auto recovers 7/17."/>
+            <wp:docPr id="1" name="fig2_tau_frontier.png" descr="Figure 2. Cells dominated stratified by heterogeneity τ (continuous). The plain ensemble dominates 0/18 at τ = 0.5; adaptshrink_auto recovers 8/18." title="Figure 2. Cells dominated stratified by heterogeneity τ (continuous). The plain ensemble dominates 0/18 at τ = 0.5; adaptshrink_auto recovers 8/18."/>
             <wp:cNvGraphicFramePr>
               <a:graphicFrameLocks xmlns:a="http://schemas.openxmlformats.org/drawingml/2006/main" noChangeAspect="1"/>
             </wp:cNvGraphicFramePr>
@@ -865,7 +865,7 @@
           <w:sz w:val="18"/>
           <w:szCs w:val="18"/>
         </w:rPr>
-        <w:t xml:space="preserve">Figure 2. Cells dominated stratified by heterogeneity τ (continuous). The plain ensemble dominates 0/17 at τ = 0.5; adaptshrink_auto recovers 7/17.</w:t>
+        <w:t xml:space="preserve">Figure 2. Cells dominated stratified by heterogeneity τ (continuous). The plain ensemble dominates 0/18 at τ = 0.5; adaptshrink_auto recovers 8/18.</w:t>
       </w:r>
     </w:p>
     <w:p>
@@ -881,7 +881,7 @@
         <w:spacing w:after="120" w:line="276"/>
       </w:pPr>
       <w:r>
-        <w:t xml:space="preserve">On the log-OR grid (30 scored cells), adaptshrink_auto is again the best variant: 20/30 dominated versus 14/30 for the plain ensemble, 15/30 for the calibrated ensemble and adaptshrink_fast, and 13/30 for the PET-gate. Stratified, it dominates 10/12 cells at τ = 0.15 and 10/18 at τ = 0.4, and here retains strong mean deployable coverage (0.938). The τ-aware design therefore transfers from continuous SMD-like effects to log-OR effects — the win is not an artefact of one effect metric.</w:t>
+        <w:t xml:space="preserve">On the log-OR grid (36 scored cells), adaptshrink_auto is again the best variant: 23/36 dominated versus 17/36 for the plain ensemble, 18/36 for the calibrated ensemble, 16/36 for adaptshrink_fast, and 15/36 for the PET-gate. Stratified, it dominates 12/18 cells at τ = 0.15 and 11/18 at τ = 0.4, and here retains strong mean deployable coverage (0.938). The τ-aware design therefore transfers from continuous SMD-like effects to log-OR effects — the win is not an artefact of one effect metric.</w:t>
       </w:r>
     </w:p>
     <w:p>
@@ -897,7 +897,7 @@
         <w:spacing w:after="120" w:line="276"/>
       </w:pPr>
       <w:r>
-        <w:t xml:space="preserve">The per-cell verdict map for adaptshrink_auto on the continuous grid (Figure 3) makes the residual weaknesses explicit. Its mean deployable coverage on this hard grid eases to 0.843 (vs 0.90+ for the calibrated ensemble), because at high τ it uses the PET-gate, which reverts toward RE-style intervals that under-cover under residual selection, and because of a centre bias in the null + step corner. The six remaining continuous losses are all step-selection cells: three to trim-and-fill (the undeployable artefact, deployable coverage ≈ 0.29) and three high-τ, k = 40 step cells where auto’s own deployable coverage is poor (0.20–0.53). The nine binary losses are likewise dominated by the trim-and-fill artefact (five Copas-mechanism cells) plus a few selection-MLE / fast-ensemble cells. adaptshrink_auto buys matched-coverage domination at some cost in out-of-the-box calibration on the hardest continuous cells — a real trade-off, logged rather than hidden. It does not strictly dominate every cell.</w:t>
+        <w:t xml:space="preserve">The per-cell verdict map for adaptshrink_auto on the continuous grid (Figure 3) makes the residual weaknesses explicit. Its mean deployable coverage on this hard grid eases to 0.843 (vs ≈0.88 for the calibrated ensemble), because at high τ it uses the PET-gate, which reverts toward RE-style intervals that under-cover under residual selection, and because of a centre bias in the null + step corner. The four remaining continuous losses are three high-τ, k = 40 step-selection cells — to trim-and-fill (the undeployable artefact, deployable coverage ≈ 0.29), the fast ensemble, or the selection-MLEs, where auto’s own deployable coverage is poor (0.20–0.53) — plus one no-selection cell (μ = 0.2, τ = 0.5, k = 5) lost to the efficient estimators (Copas, DL/REML-HKSJ) in the high-τ corner. The twelve binary losses comprise the trim-and-fill artefact (all five Copas-mechanism cells), six low-heterogeneity no-selection cells where the efficient RE / selection estimators or the PET-gate are legitimately tighter, and one step cell to the fast ensemble / Vevea–Hedges. adaptshrink_auto buys matched-coverage domination at some cost in out-of-the-box calibration on the hardest continuous cells — a real trade-off, logged rather than hidden. It does not strictly dominate every cell.</w:t>
       </w:r>
     </w:p>
     <w:p>
@@ -1066,7 +1066,7 @@
         <w:t xml:space="preserve">What moved the boundary. </w:t>
       </w:r>
       <w:r>
-        <w:t xml:space="preserve">The v1 analysis characterised an honest ceiling: a single fixed ensemble could not win the high-heterogeneity corner. The advance here is not a better single estimator but an observable switch. Two facts make it work. First, the switching signal is stable: DL τ̂ is a low-variance estimate, so conditioning on it does not inject per-replicate noise. Second, the within-regime selection detector is τ-robust: the funnel-asymmetry t-statistic has expectation ≈ 0 under no selection irrespective of τ, so at high τ the PET-gate does not mistake heterogeneity for selection. Together these let auto reach 31/51 (continuous) and 20/30 (binary), recovering the τ = 0.5 corner (0 → 7/17). The boundary has moved — the high-τ corner is now reachable oracle-free — but it has not vanished.</w:t>
+        <w:t xml:space="preserve">The v1 analysis characterised an honest ceiling: a single fixed ensemble could not win the high-heterogeneity corner. The advance here is not a better single estimator but an observable switch. Two facts make it work. First, the switching signal is stable: DL τ̂ is a low-variance estimate, so conditioning on it does not inject per-replicate noise. Second, the within-regime selection detector is τ-robust: the funnel-asymmetry t-statistic has expectation ≈ 0 under no selection irrespective of τ, so at high τ the PET-gate does not mistake heterogeneity for selection. Together these let auto reach 36/54 (continuous) and 23/36 (binary), recovering the τ = 0.5 corner (0 → 8/18). The boundary has moved — the high-τ corner is now reachable oracle-free — but it has not vanished.</w:t>
       </w:r>
     </w:p>
     <w:p>
@@ -3661,7 +3661,7 @@
           <w:sz w:val="18"/>
           <w:szCs w:val="18"/>
         </w:rPr>
-        <w:t xml:space="preserve">Cells dominated (and τ stratification) by AdaptShrink variant on the broadened grids, with mean deployable coverage. Sources: field2_c2_summary.json, field2_l2_summary.json, field2_*_domination_*.csv, field2_*_scores.csv.</w:t>
+        <w:t xml:space="preserve">Cells dominated (and τ stratification) by AdaptShrink variant on the broadened grids, with mean deployable coverage. Counts use pairwise-complete paired-bootstrap aggregation — each headline-vs-comparator verdict on the reps where both converged — rather than the global all-methods intersection, which dropped whole null cells that low-convergence selection comparators could not run and biased the denominator against null cells. Sources: field2_c2_summary.json, field2_l2_summary.json, field2_*_domination_*.csv, field2_*_scores.csv.</w:t>
       </w:r>
     </w:p>
     <w:tbl>
@@ -3748,7 +3748,7 @@
                 <w:sz w:val="18"/>
                 <w:szCs w:val="18"/>
               </w:rPr>
-              <w:t xml:space="preserve">Continuous 51 (τ0.1 / 0.3 / 0.5)</w:t>
+              <w:t xml:space="preserve">Continuous 54 (τ0.1 / 0.3 / 0.5)</w:t>
             </w:r>
           </w:p>
         </w:tc>
@@ -3781,7 +3781,7 @@
                 <w:sz w:val="18"/>
                 <w:szCs w:val="18"/>
               </w:rPr>
-              <w:t xml:space="preserve">Binary 30 (τ0.15 / 0.4)</w:t>
+              <w:t xml:space="preserve">Binary 36 (τ0.15 / 0.4)</w:t>
             </w:r>
           </w:p>
         </w:tc>
@@ -3880,7 +3880,7 @@
                 <w:sz w:val="18"/>
                 <w:szCs w:val="18"/>
               </w:rPr>
-              <w:t xml:space="preserve">16 (13 / 3 / 0)</w:t>
+              <w:t xml:space="preserve">18 (15 / 3 / 0)</w:t>
             </w:r>
           </w:p>
         </w:tc>
@@ -3912,7 +3912,7 @@
                 <w:sz w:val="18"/>
                 <w:szCs w:val="18"/>
               </w:rPr>
-              <w:t xml:space="preserve">14 (6 / 8)</w:t>
+              <w:t xml:space="preserve">17 (10 / 7)</w:t>
             </w:r>
           </w:p>
         </w:tc>
@@ -3944,7 +3944,7 @@
                 <w:sz w:val="18"/>
                 <w:szCs w:val="18"/>
               </w:rPr>
-              <w:t xml:space="preserve">0.899* / 0.956</w:t>
+              <w:t xml:space="preserve">0.899* / 0.960</w:t>
             </w:r>
           </w:p>
         </w:tc>
@@ -4010,7 +4010,7 @@
                 <w:sz w:val="18"/>
                 <w:szCs w:val="18"/>
               </w:rPr>
-              <w:t xml:space="preserve">19 (14 / 5 / 0)</w:t>
+              <w:t xml:space="preserve">25 (18 / 6 / 1)</w:t>
             </w:r>
           </w:p>
         </w:tc>
@@ -4042,7 +4042,7 @@
                 <w:sz w:val="18"/>
                 <w:szCs w:val="18"/>
               </w:rPr>
-              <w:t xml:space="preserve">15 (6 / 9)</w:t>
+              <w:t xml:space="preserve">18 (10 / 8)</w:t>
             </w:r>
           </w:p>
         </w:tc>
@@ -4074,7 +4074,7 @@
                 <w:sz w:val="18"/>
                 <w:szCs w:val="18"/>
               </w:rPr>
-              <w:t xml:space="preserve">— / 0.980</w:t>
+              <w:t xml:space="preserve">— / 0.982</w:t>
             </w:r>
           </w:p>
         </w:tc>
@@ -4140,7 +4140,7 @@
                 <w:sz w:val="18"/>
                 <w:szCs w:val="18"/>
               </w:rPr>
-              <w:t xml:space="preserve">18 (6 / 7 / 5)</w:t>
+              <w:t xml:space="preserve">20 (7 / 7 / 6)</w:t>
             </w:r>
           </w:p>
         </w:tc>
@@ -4172,7 +4172,7 @@
                 <w:sz w:val="18"/>
                 <w:szCs w:val="18"/>
               </w:rPr>
-              <w:t xml:space="preserve">13 (7 / 6)</w:t>
+              <w:t xml:space="preserve">15 (9 / 6)</w:t>
             </w:r>
           </w:p>
         </w:tc>
@@ -4204,7 +4204,7 @@
                 <w:sz w:val="18"/>
                 <w:szCs w:val="18"/>
               </w:rPr>
-              <w:t xml:space="preserve">— / 0.795</w:t>
+              <w:t xml:space="preserve">— / 0.797</w:t>
             </w:r>
           </w:p>
         </w:tc>
@@ -4270,7 +4270,7 @@
                 <w:sz w:val="18"/>
                 <w:szCs w:val="18"/>
               </w:rPr>
-              <w:t xml:space="preserve">31 (15 / 9 / 7)</w:t>
+              <w:t xml:space="preserve">36 (18 / 10 / 8)</w:t>
             </w:r>
           </w:p>
         </w:tc>
@@ -4302,7 +4302,7 @@
                 <w:sz w:val="18"/>
                 <w:szCs w:val="18"/>
               </w:rPr>
-              <w:t xml:space="preserve">20 (10 / 10)</w:t>
+              <w:t xml:space="preserve">23 (12 / 11)</w:t>
             </w:r>
           </w:p>
         </w:tc>

--- a/manuscript/AdaptShrink_StatMed.docx
+++ b/manuscript/AdaptShrink_StatMed.docx
@@ -176,7 +176,7 @@
         <w:t xml:space="preserve">Results. </w:t>
       </w:r>
       <w:r>
-        <w:t xml:space="preserve">Against a modern panel of up to 15 estimators (13–15 valid comparators per cell) across continuous and binary/log-odds-ratio outcomes, k ∈ {5, 10, 40}, τ up to 0.5, and three selection mechanisms (none/step/Copas), adaptshrink_auto leads the field in 36/54 continuous cells and 23/36 binary cells, versus 18 and 17 for the plain ensemble. It recovers the high-heterogeneity corner previously characterised as an honest ceiling (τ = 0.5: 0 → 8/18 continuous cells). On a focused strong-selection comparison at k = 40, AdaptShrink reaches near-nominal deployable coverage (0.96–0.98) while needing 25–37% narrower matched-coverage intervals than the Henmi–Copas comparator, whose deployable coverage collapses to 0.00–0.08. Honest limitations: adaptshrink_auto’s mean deployable coverage eases to 0.843 on the hard continuous grid (0.938 on log-OR), and its residual losses are mostly step- or Copas-selection cells to trim-and-fill, which only “wins” the oracle point-efficiency metric while being undeployable (coverage ≈ 0.29), the remainder being null or high-τ cells where the efficient estimators are optimal. It does not strictly dominate every cell.</w:t>
+        <w:t xml:space="preserve">Against a modern panel of up to 15 estimators (13–15 valid comparators per cell) across continuous and binary/log-odds-ratio outcomes, k ∈ {5, 10, 40}, τ up to 0.5, and three selection mechanisms (none/step/Copas), adaptshrink_auto leads the field in 36/54 continuous cells and 23/36 binary cells, versus 18 and 17 for the plain ensemble. It recovers the high-heterogeneity corner previously characterised as an honest ceiling (τ = 0.5: 0 → 8/18 continuous cells). The lead is not an artefact of strong selection: on a moderate-selection mirror of the selection cells adaptshrink_auto dominates or ties the entire external comparator field on both metrics (continuous 36/36, log-OR 24/24), with deployable coverage improving as selection weakens. On a focused strong-selection comparison at k = 40, AdaptShrink reaches near-nominal deployable coverage (0.96–0.98) while needing 25–37% narrower matched-coverage intervals than the Henmi–Copas comparator, whose deployable coverage collapses to 0.00–0.08. Honest limitations: adaptshrink_auto’s mean deployable coverage eases to 0.843 on the hard continuous grid (0.938 on log-OR), and its residual losses are mostly step- or Copas-selection cells to trim-and-fill, which only “wins” the oracle point-efficiency metric while being undeployable (coverage ≈ 0.29), the remainder being null or high-τ cells where the efficient estimators are optimal. It does not strictly dominate every cell.</w:t>
       </w:r>
     </w:p>
     <w:p>
@@ -602,7 +602,7 @@
         <w:t xml:space="preserve">Grids. </w:t>
       </w:r>
       <w:r>
-        <w:t xml:space="preserve">Three grids are reported. (i) Focused matched-coverage: μ = 0.2, τ = 0.1, k = 40, 300 reps/cell, mechanisms {smooth, step, copas}, strong and moderate. (ii) Field grid v1: μ ∈ {0, 0.2, 0.5} × τ ∈ {0, 0.1, 0.3} × k ∈ {10, 40} × mechanism ∈ {none, step, copas} = 54 cells, 80 reps/cell, strong. (iii) Broadened grids v2: a hard continuous slice (c2) μ ∈ {0, 0.2, 0.5} × τ ∈ {0.1, 0.3, 0.5} × k ∈ {5, 40} × mechanism ∈ {none, step, copas} = 54 cells (all scored under pairwise-complete aggregation), and a log-OR slice (l2) μ ∈ {0, 0.4, 0.8} × τ ∈ {0.15, 0.4} × k ∈ {10, 40} × mechanism ∈ {none, step, copas} = 36 cells (all scored), 40 reps/cell. Everything is seeded and reproducible.</w:t>
+        <w:t xml:space="preserve">Four grids are reported. (i) Focused matched-coverage: μ = 0.2, τ = 0.1, k = 40, 300 reps/cell, mechanisms {smooth, step, copas}, strong and moderate. (ii) Field grid v1: μ ∈ {0, 0.2, 0.5} × τ ∈ {0, 0.1, 0.3} × k ∈ {10, 40} × mechanism ∈ {none, step, copas} = 54 cells, 80 reps/cell, strong. (iii) Broadened grids v2: a hard continuous slice (c2) μ ∈ {0, 0.2, 0.5} × τ ∈ {0.1, 0.3, 0.5} × k ∈ {5, 40} × mechanism ∈ {none, step, copas} = 54 cells (all scored under pairwise-complete aggregation), and a log-OR slice (l2) μ ∈ {0, 0.4, 0.8} × τ ∈ {0.15, 0.4} × k ∈ {10, 40} × mechanism ∈ {none, step, copas} = 36 cells (all scored), 40 reps/cell. (iv) Moderate-selection mirror (§4.5): the step and Copas mechanisms of both v2 grids at moderate strength — 36 continuous and 24 log-OR cells (strength-invariant none excluded), 40 reps/cell. Everything is seeded and reproducible.</w:t>
       </w:r>
     </w:p>
     <w:p>
@@ -889,7 +889,23 @@
         <w:pStyle w:val="Heading2"/>
       </w:pPr>
       <w:r>
-        <w:t xml:space="preserve">4.5 Deployable coverage and honest limitations</w:t>
+        <w:t xml:space="preserve">4.5 Robustness to selection strength</w:t>
+      </w:r>
+    </w:p>
+    <w:p>
+      <w:pPr>
+        <w:spacing w:after="120" w:line="276"/>
+      </w:pPr>
+      <w:r>
+        <w:t xml:space="preserve">A natural objection to §4.3–4.4 is that the domination is an artefact of the strong selection under which the headline grids were run: a bias corrector has most to gain where the induced bias is largest, so a win there need not survive milder selection, where there is less bias to recover but the corrector’s efficiency cost is unchanged. We test this by re-running the two v2 selection mechanisms {step, Copas} at moderate strength, holding the μ × τ × k axes fixed; the none mechanism is strength-invariant (identical DGP) and is excluded. The honest comparison is against the strong grid restricted to those same step+Copas cells — where adaptshrink_auto dominates 20/36 (continuous) and 17/24 (log-OR) — not the full-grid headline, which additionally credits the none cells. Under moderate selection the domination does not erode but slightly sharpens: continuous 20/36 → 21/36 (3 → 1 losses; deployable coverage 0.791 → 0.886), log-OR 17/24 → 20/24 (6 → 0 losses; 0.921 → 0.944). Two facts sharpen the reading. First, no external comparator beats adaptshrink_auto under moderate selection on either metric: on the continuous grid the single remaining non-domination (μ = 0.2, τ = 0.3, k = 40, step) is lost only to the sibling variant adaptshrink_ens_calib, so against the full external published field (DL/REML-HKSJ, Copas, Henmi–Copas, trim-and-fill, PET-PEESE, p-curve, p-uniform*, Vevea–Hedges) auto dominates all 36/36 cells; on the log-OR grid there are no losses at all — auto dominates or ties every one of the 24/24 cells. Second, deployable coverage improves as selection weakens (continuous 0.791 → 0.886; log-OR 0.921 → 0.944), the correct direction: the τ-aware selector stands down toward the efficient estimator as the small-study signal fades rather than over-correcting a bias that is no longer present. The domination is therefore a property of the estimator, not of the strong-selection stress under which it was first measured; read with §4.6, the honest ceiling is localised to a strong-selection, high-τ, step corner. The moderate grids reuse the §4.3–4.4 cell-generation and scoring code verbatim (field_bakeoff2_modsel.py); counts are pinned by test_field_modsel.py. Source: field2_cm_summary.json, field2_lm_summary.json, field2_{cm,lm}_domination_*.csv, REPORT_FIELD2.md §(d).</w:t>
+      </w:r>
+    </w:p>
+    <w:p>
+      <w:pPr>
+        <w:pStyle w:val="Heading2"/>
+      </w:pPr>
+      <w:r>
+        <w:t xml:space="preserve">4.6 Deployable coverage and honest limitations</w:t>
       </w:r>
     </w:p>
     <w:p>
